--- a/assets/Muhd-Hassan-Resume.docx
+++ b/assets/Muhd-Hassan-Resume.docx
@@ -103,7 +103,7 @@
           <w:color w:val="12212E"/>
           <w:sz w:val="19"/>
         </w:rPr>
-        <w:t xml:space="preserve"> across content and performance marketing, focused on paid social and lead generation. Runs Meta and TikTok campaigns end to end, with </w:t>
+        <w:t xml:space="preserve"> running paid social campaigns for financing products. I plan and manage Meta and TikTok advertising end to end, and my strongest areas are lead generation and performance marketing: </w:t>
       </w:r>
       <w:r>
         <w:rPr>
@@ -123,7 +123,7 @@
           <w:color w:val="12212E"/>
           <w:sz w:val="19"/>
         </w:rPr>
-        <w:t xml:space="preserve"> in ad spend behind campaigns that generated </w:t>
+        <w:t xml:space="preserve"> in ad spend behind campaigns that contributed to </w:t>
       </w:r>
       <w:r>
         <w:rPr>
@@ -163,7 +163,7 @@
           <w:color w:val="12212E"/>
           <w:sz w:val="19"/>
         </w:rPr>
-        <w:t xml:space="preserve"> in disbursed loans. Also designed the customer journey and front end of a live financing platform, and is now building marketing analytics capability through PeopleCert Data Science certifications.</w:t>
+        <w:t xml:space="preserve"> in disbursed loans. I also designed the customer journey and front end of a live financing platform, and I am developing marketing analytics skills through PeopleCert Data Science certifications.</w:t>
       </w:r>
     </w:p>
     <w:p>
@@ -257,7 +257,7 @@
           <w:color w:val="12212E"/>
           <w:sz w:val="19"/>
         </w:rPr>
-        <w:t>Plan and manage Meta and TikTok ad campaigns end to end: planning, audience targeting, creative direction and lead acquisition.</w:t>
+        <w:t>Plan and manage Meta and TikTok campaigns end to end, covering audience targeting, creative direction and lead acquisition.</w:t>
       </w:r>
     </w:p>
     <w:p>
@@ -293,7 +293,7 @@
           <w:color w:val="12212E"/>
           <w:sz w:val="19"/>
         </w:rPr>
-        <w:t>seven-stage financing pipeline</w:t>
+        <w:t>seven-stage financing workflow</w:t>
       </w:r>
       <w:r>
         <w:rPr>
@@ -303,7 +303,7 @@
           <w:color w:val="12212E"/>
           <w:sz w:val="19"/>
         </w:rPr>
-        <w:t xml:space="preserve"> (Semakan Awal through Disbursed) that agents and customers now work from.</w:t>
+        <w:t xml:space="preserve"> and the customer journey for a live financing platform, now used by agents and customers day to day.</w:t>
       </w:r>
     </w:p>
     <w:p>
@@ -329,7 +329,7 @@
           <w:color w:val="12212E"/>
           <w:sz w:val="19"/>
         </w:rPr>
-        <w:t xml:space="preserve">Designed the customer journey and built the </w:t>
+        <w:t xml:space="preserve">Designed the </w:t>
       </w:r>
       <w:r>
         <w:rPr>
@@ -349,7 +349,7 @@
           <w:color w:val="12212E"/>
           <w:sz w:val="19"/>
         </w:rPr>
-        <w:t xml:space="preserve"> for both sides of the platform: the customer application site (eligibility check, document upload, status tracking, PDPA-compliant submission) and the agent portal (case queue, document checklists, offer calculator, activity history).</w:t>
+        <w:t xml:space="preserve"> experience for the customer application site and the agent portal, including the PDPA-compliant submission flow, working with the back-end team to implement it.</w:t>
       </w:r>
     </w:p>
     <w:p>
@@ -375,33 +375,7 @@
           <w:color w:val="12212E"/>
           <w:sz w:val="19"/>
         </w:rPr>
-        <w:t>Worked with the back-end team on developing the portal, translating the financing workflow into a working system.</w:t>
-      </w:r>
-    </w:p>
-    <w:p>
-      <w:pPr>
-        <w:spacing w:before="0" w:after="24" w:line="240" w:lineRule="auto"/>
-        <w:ind w:left="283" w:hanging="181"/>
-      </w:pPr>
-      <w:r>
-        <w:rPr>
-          <w:rFonts w:ascii="Calibri" w:hAnsi="Calibri" w:eastAsia="Calibri" w:cs="Calibri"/>
-          <w:b w:val="0"/>
-          <w:i w:val="0"/>
-          <w:color w:val="12212E"/>
-          <w:sz w:val="19"/>
-        </w:rPr>
-        <w:t xml:space="preserve">• </w:t>
-      </w:r>
-      <w:r>
-        <w:rPr>
-          <w:rFonts w:ascii="Calibri" w:hAnsi="Calibri" w:eastAsia="Calibri" w:cs="Calibri"/>
-          <w:b w:val="0"/>
-          <w:i w:val="0"/>
-          <w:color w:val="12212E"/>
-          <w:sz w:val="19"/>
-        </w:rPr>
-        <w:t>Work across marketing, sales and technology to improve lead handling and shorten the time from enquiry to disbursement.</w:t>
+        <w:t>Work across marketing, sales and technology to improve how leads are handled and followed up.</w:t>
       </w:r>
     </w:p>
     <w:p>
@@ -507,7 +481,7 @@
           <w:color w:val="12212E"/>
           <w:sz w:val="19"/>
         </w:rPr>
-        <w:t xml:space="preserve"> in Meta and TikTok advertising for a personal financing product, generating </w:t>
+        <w:t xml:space="preserve"> in Meta and TikTok advertising for a personal financing product. Campaigns contributed to </w:t>
       </w:r>
       <w:r>
         <w:rPr>
@@ -573,6 +547,72 @@
           <w:color w:val="12212E"/>
           <w:sz w:val="19"/>
         </w:rPr>
+        <w:t xml:space="preserve">Audited </w:t>
+      </w:r>
+      <w:r>
+        <w:rPr>
+          <w:rFonts w:ascii="Calibri" w:hAnsi="Calibri" w:eastAsia="Calibri" w:cs="Calibri"/>
+          <w:b/>
+          <w:i w:val="0"/>
+          <w:color w:val="12212E"/>
+          <w:sz w:val="19"/>
+        </w:rPr>
+        <w:t>272</w:t>
+      </w:r>
+      <w:r>
+        <w:rPr>
+          <w:rFonts w:ascii="Calibri" w:hAnsi="Calibri" w:eastAsia="Calibri" w:cs="Calibri"/>
+          <w:b w:val="0"/>
+          <w:i w:val="0"/>
+          <w:color w:val="12212E"/>
+          <w:sz w:val="19"/>
+        </w:rPr>
+        <w:t xml:space="preserve"> application records and identified a spreadsheet calculation issue that understated December results by approximately </w:t>
+      </w:r>
+      <w:r>
+        <w:rPr>
+          <w:rFonts w:ascii="Calibri" w:hAnsi="Calibri" w:eastAsia="Calibri" w:cs="Calibri"/>
+          <w:b/>
+          <w:i w:val="0"/>
+          <w:color w:val="12212E"/>
+          <w:sz w:val="19"/>
+        </w:rPr>
+        <w:t>RM767,100</w:t>
+      </w:r>
+      <w:r>
+        <w:rPr>
+          <w:rFonts w:ascii="Calibri" w:hAnsi="Calibri" w:eastAsia="Calibri" w:cs="Calibri"/>
+          <w:b w:val="0"/>
+          <w:i w:val="0"/>
+          <w:color w:val="12212E"/>
+          <w:sz w:val="19"/>
+        </w:rPr>
+        <w:t>.</w:t>
+      </w:r>
+    </w:p>
+    <w:p>
+      <w:pPr>
+        <w:spacing w:before="0" w:after="24" w:line="240" w:lineRule="auto"/>
+        <w:ind w:left="283" w:hanging="181"/>
+      </w:pPr>
+      <w:r>
+        <w:rPr>
+          <w:rFonts w:ascii="Calibri" w:hAnsi="Calibri" w:eastAsia="Calibri" w:cs="Calibri"/>
+          <w:b w:val="0"/>
+          <w:i w:val="0"/>
+          <w:color w:val="12212E"/>
+          <w:sz w:val="19"/>
+        </w:rPr>
+        <w:t xml:space="preserve">• </w:t>
+      </w:r>
+      <w:r>
+        <w:rPr>
+          <w:rFonts w:ascii="Calibri" w:hAnsi="Calibri" w:eastAsia="Calibri" w:cs="Calibri"/>
+          <w:b w:val="0"/>
+          <w:i w:val="0"/>
+          <w:color w:val="12212E"/>
+          <w:sz w:val="19"/>
+        </w:rPr>
         <w:t>Built campaign audiences and creative for lead generation, running campaigns independently from setup through to review.</w:t>
       </w:r>
     </w:p>
@@ -599,7 +639,7 @@
           <w:color w:val="12212E"/>
           <w:sz w:val="19"/>
         </w:rPr>
-        <w:t>Tracked performance against sales and disbursement results rather than vanity metrics.</w:t>
+        <w:t>Tracked campaign performance against application, loan and disbursement outcomes.</w:t>
       </w:r>
     </w:p>
     <w:p>
@@ -872,32 +912,6 @@
     </w:p>
     <w:p>
       <w:pPr>
-        <w:spacing w:before="0" w:after="24" w:line="240" w:lineRule="auto"/>
-        <w:ind w:left="283" w:hanging="181"/>
-      </w:pPr>
-      <w:r>
-        <w:rPr>
-          <w:rFonts w:ascii="Calibri" w:hAnsi="Calibri" w:eastAsia="Calibri" w:cs="Calibri"/>
-          <w:b w:val="0"/>
-          <w:i w:val="0"/>
-          <w:color w:val="12212E"/>
-          <w:sz w:val="19"/>
-        </w:rPr>
-        <w:t xml:space="preserve">• </w:t>
-      </w:r>
-      <w:r>
-        <w:rPr>
-          <w:rFonts w:ascii="Calibri" w:hAnsi="Calibri" w:eastAsia="Calibri" w:cs="Calibri"/>
-          <w:b w:val="0"/>
-          <w:i w:val="0"/>
-          <w:color w:val="12212E"/>
-          <w:sz w:val="19"/>
-        </w:rPr>
-        <w:t>Managed content across the company website and social media channels.</w:t>
-      </w:r>
-    </w:p>
-    <w:p>
-      <w:pPr>
         <w:spacing w:before="120" w:after="60" w:line="240" w:lineRule="auto"/>
         <w:pBdr>
           <w:bottom w:val="single" w:sz="8" w:space="1" w:color="1B4F86"/>
@@ -936,7 +950,7 @@
           <w:color w:val="12212E"/>
           <w:sz w:val="19"/>
         </w:rPr>
-        <w:t>Meta Ads, TikTok Ads, Lead Generation, Performance Marketing, Paid Advertising, Campaign Planning, Audience Targeting, Customer Acquisition, Social Media Marketing, Content Strategy</w:t>
+        <w:t>Meta Ads, TikTok Ads, Lead Generation, Performance Marketing, Paid Advertising, Campaign Planning, Audience Targeting, Customer Acquisition, Social Media Marketing, Content Strategy, AI-Assisted Content Creation</w:t>
       </w:r>
     </w:p>
     <w:p>
@@ -951,7 +965,7 @@
           <w:color w:val="12212E"/>
           <w:sz w:val="19"/>
         </w:rPr>
-        <w:t xml:space="preserve">Google / Search: </w:t>
+        <w:t xml:space="preserve">Marketing Analytics: </w:t>
       </w:r>
       <w:r>
         <w:rPr>
@@ -961,7 +975,7 @@
           <w:color w:val="12212E"/>
           <w:sz w:val="19"/>
         </w:rPr>
-        <w:t>Google Ads, SEM, SEO (currently developing)</w:t>
+        <w:t>Excel, Campaign Reporting, KPI Tracking, Performance Analysis, Data Auditing</w:t>
       </w:r>
     </w:p>
     <w:p>
@@ -986,7 +1000,7 @@
           <w:color w:val="12212E"/>
           <w:sz w:val="19"/>
         </w:rPr>
-        <w:t>Landing Page Design, Front-End Builds, WordPress, Conversion Optimization, Customer Journey Design, Digital Workflows</w:t>
+        <w:t>Front-End Builds, Landing Page Design, WordPress, Conversion Optimization, Customer Journey Design, Figma, Canva</w:t>
       </w:r>
     </w:p>
     <w:p>
@@ -1001,7 +1015,7 @@
           <w:color w:val="12212E"/>
           <w:sz w:val="19"/>
         </w:rPr>
-        <w:t xml:space="preserve">Analytics: </w:t>
+        <w:t xml:space="preserve">Google &amp; Search: </w:t>
       </w:r>
       <w:r>
         <w:rPr>
@@ -1011,7 +1025,7 @@
           <w:color w:val="12212E"/>
           <w:sz w:val="19"/>
         </w:rPr>
-        <w:t>Excel, Campaign Reporting, KPI Tracking</w:t>
+        <w:t>Google Ads, SEM, SEO (currently developing)</w:t>
       </w:r>
     </w:p>
     <w:p>
@@ -1037,31 +1051,6 @@
           <w:sz w:val="19"/>
         </w:rPr>
         <w:t>GA4, Power BI, Python, SQL</w:t>
-      </w:r>
-    </w:p>
-    <w:p>
-      <w:pPr>
-        <w:spacing w:before="0" w:after="24" w:line="240" w:lineRule="auto"/>
-      </w:pPr>
-      <w:r>
-        <w:rPr>
-          <w:rFonts w:ascii="Calibri" w:hAnsi="Calibri" w:eastAsia="Calibri" w:cs="Calibri"/>
-          <w:b/>
-          <w:i w:val="0"/>
-          <w:color w:val="12212E"/>
-          <w:sz w:val="19"/>
-        </w:rPr>
-        <w:t xml:space="preserve">AI &amp; Design: </w:t>
-      </w:r>
-      <w:r>
-        <w:rPr>
-          <w:rFonts w:ascii="Calibri" w:hAnsi="Calibri" w:eastAsia="Calibri" w:cs="Calibri"/>
-          <w:b w:val="0"/>
-          <w:i w:val="0"/>
-          <w:color w:val="12212E"/>
-          <w:sz w:val="19"/>
-        </w:rPr>
-        <w:t>AI-Assisted Content Creation, Workflow Optimization, Canva, CapCut, Figma</w:t>
       </w:r>
     </w:p>
     <w:p>

--- a/assets/Muhd-Hassan-Resume.docx
+++ b/assets/Muhd-Hassan-Resume.docx
@@ -950,7 +950,7 @@
           <w:color w:val="12212E"/>
           <w:sz w:val="19"/>
         </w:rPr>
-        <w:t>Meta Ads, TikTok Ads, Lead Generation, Performance Marketing, Paid Advertising, Campaign Planning, Audience Targeting, Customer Acquisition, Social Media Marketing, Content Strategy, AI-Assisted Content Creation</w:t>
+        <w:t>Meta Ads, TikTok Ads, Lead Generation, Performance Marketing, Campaign Planning, Audience Targeting, Customer Acquisition, Social Media Marketing, Content Strategy, AI-Assisted Content Creation, Figma, Canva</w:t>
       </w:r>
     </w:p>
     <w:p>
@@ -1000,7 +1000,7 @@
           <w:color w:val="12212E"/>
           <w:sz w:val="19"/>
         </w:rPr>
-        <w:t>Front-End Builds, Landing Page Design, WordPress, Conversion Optimization, Customer Journey Design, Figma, Canva</w:t>
+        <w:t>Front-End Builds, Landing Page Design, WordPress, Conversion Optimization, Customer Journey Design</w:t>
       </w:r>
     </w:p>
     <w:p>

--- a/assets/Muhd-Hassan-Resume.docx
+++ b/assets/Muhd-Hassan-Resume.docx
@@ -547,72 +547,6 @@
           <w:color w:val="12212E"/>
           <w:sz w:val="19"/>
         </w:rPr>
-        <w:t xml:space="preserve">Audited </w:t>
-      </w:r>
-      <w:r>
-        <w:rPr>
-          <w:rFonts w:ascii="Calibri" w:hAnsi="Calibri" w:eastAsia="Calibri" w:cs="Calibri"/>
-          <w:b/>
-          <w:i w:val="0"/>
-          <w:color w:val="12212E"/>
-          <w:sz w:val="19"/>
-        </w:rPr>
-        <w:t>272</w:t>
-      </w:r>
-      <w:r>
-        <w:rPr>
-          <w:rFonts w:ascii="Calibri" w:hAnsi="Calibri" w:eastAsia="Calibri" w:cs="Calibri"/>
-          <w:b w:val="0"/>
-          <w:i w:val="0"/>
-          <w:color w:val="12212E"/>
-          <w:sz w:val="19"/>
-        </w:rPr>
-        <w:t xml:space="preserve"> application records and identified a spreadsheet calculation issue that understated December results by approximately </w:t>
-      </w:r>
-      <w:r>
-        <w:rPr>
-          <w:rFonts w:ascii="Calibri" w:hAnsi="Calibri" w:eastAsia="Calibri" w:cs="Calibri"/>
-          <w:b/>
-          <w:i w:val="0"/>
-          <w:color w:val="12212E"/>
-          <w:sz w:val="19"/>
-        </w:rPr>
-        <w:t>RM767,100</w:t>
-      </w:r>
-      <w:r>
-        <w:rPr>
-          <w:rFonts w:ascii="Calibri" w:hAnsi="Calibri" w:eastAsia="Calibri" w:cs="Calibri"/>
-          <w:b w:val="0"/>
-          <w:i w:val="0"/>
-          <w:color w:val="12212E"/>
-          <w:sz w:val="19"/>
-        </w:rPr>
-        <w:t>.</w:t>
-      </w:r>
-    </w:p>
-    <w:p>
-      <w:pPr>
-        <w:spacing w:before="0" w:after="24" w:line="240" w:lineRule="auto"/>
-        <w:ind w:left="283" w:hanging="181"/>
-      </w:pPr>
-      <w:r>
-        <w:rPr>
-          <w:rFonts w:ascii="Calibri" w:hAnsi="Calibri" w:eastAsia="Calibri" w:cs="Calibri"/>
-          <w:b w:val="0"/>
-          <w:i w:val="0"/>
-          <w:color w:val="12212E"/>
-          <w:sz w:val="19"/>
-        </w:rPr>
-        <w:t xml:space="preserve">• </w:t>
-      </w:r>
-      <w:r>
-        <w:rPr>
-          <w:rFonts w:ascii="Calibri" w:hAnsi="Calibri" w:eastAsia="Calibri" w:cs="Calibri"/>
-          <w:b w:val="0"/>
-          <w:i w:val="0"/>
-          <w:color w:val="12212E"/>
-          <w:sz w:val="19"/>
-        </w:rPr>
         <w:t>Built campaign audiences and creative for lead generation, running campaigns independently from setup through to review.</w:t>
       </w:r>
     </w:p>
@@ -975,7 +909,7 @@
           <w:color w:val="12212E"/>
           <w:sz w:val="19"/>
         </w:rPr>
-        <w:t>Excel, Campaign Reporting, KPI Tracking, Performance Analysis, Data Auditing</w:t>
+        <w:t>Excel, Campaign Reporting, KPI Tracking, Performance Analysis</w:t>
       </w:r>
     </w:p>
     <w:p>
